--- a/Week2/Exercise-Week2.docx
+++ b/Week2/Exercise-Week2.docx
@@ -239,10 +239,10 @@
                   <v:path o:extrusionok="f" gradientshapeok="t" o:connecttype="rect"/>
                   <o:lock v:ext="edit" aspectratio="t"/>
                 </v:shapetype>
-                <v:shape id="_x0000_i1037" type="#_x0000_t75" style="width:183.4pt;height:101.2pt" o:ole="">
+                <v:shape id="_x0000_i1025" type="#_x0000_t75" style="width:190.65pt;height:105.4pt" o:ole="">
                   <v:imagedata r:id="rId8" o:title=""/>
                 </v:shape>
-                <o:OLEObject Type="Embed" ProgID="Visio.Drawing.15" ShapeID="_x0000_i1037" DrawAspect="Content" ObjectID="_1833545408" r:id="rId9"/>
+                <o:OLEObject Type="Embed" ProgID="Visio.Drawing.15" ShapeID="_x0000_i1025" DrawAspect="Content" ObjectID="_1833546014" r:id="rId9"/>
               </w:object>
             </w:r>
           </w:p>
@@ -266,10 +266,10 @@
             </w:pPr>
             <w:r>
               <w:object w:dxaOrig="3696" w:dyaOrig="2521" w14:anchorId="593AAFE2">
-                <v:shape id="_x0000_i1038" type="#_x0000_t75" style="width:141.3pt;height:96.45pt" o:ole="">
+                <v:shape id="_x0000_i1032" type="#_x0000_t75" style="width:156.65pt;height:107.15pt" o:ole="">
                   <v:imagedata r:id="rId10" o:title=""/>
                 </v:shape>
-                <o:OLEObject Type="Embed" ProgID="Visio.Drawing.15" ShapeID="_x0000_i1038" DrawAspect="Content" ObjectID="_1833545409" r:id="rId11"/>
+                <o:OLEObject Type="Embed" ProgID="Visio.Drawing.15" ShapeID="_x0000_i1032" DrawAspect="Content" ObjectID="_1833546015" r:id="rId11"/>
               </w:object>
             </w:r>
           </w:p>
@@ -284,8 +284,8 @@
         <w:spacing w:before="0" w:after="0" w:line="240" w:lineRule="auto"/>
         <w:rPr>
           <w:rFonts w:ascii="Times New Roman" w:hAnsi="Times New Roman" w:cs="Times New Roman"/>
-          <w:sz w:val="24"/>
-          <w:szCs w:val="24"/>
+          <w:sz w:val="16"/>
+          <w:szCs w:val="16"/>
         </w:rPr>
       </w:pPr>
     </w:p>
@@ -293,16 +293,20 @@
       <w:tblPr>
         <w:tblStyle w:val="TableGrid"/>
         <w:tblW w:w="0" w:type="auto"/>
+        <w:tblCellMar>
+          <w:top w:w="57" w:type="dxa"/>
+          <w:bottom w:w="57" w:type="dxa"/>
+        </w:tblCellMar>
         <w:tblLook w:val="04A0" w:firstRow="1" w:lastRow="0" w:firstColumn="1" w:lastColumn="0" w:noHBand="0" w:noVBand="1"/>
       </w:tblPr>
       <w:tblGrid>
-        <w:gridCol w:w="4578"/>
-        <w:gridCol w:w="4484"/>
+        <w:gridCol w:w="4517"/>
+        <w:gridCol w:w="4545"/>
       </w:tblGrid>
       <w:tr>
         <w:tc>
           <w:tcPr>
-            <w:tcW w:w="4673" w:type="dxa"/>
+            <w:tcW w:w="4531" w:type="dxa"/>
           </w:tcPr>
           <w:p>
             <w:pPr>
@@ -312,6 +316,7 @@
               <w:jc w:val="center"/>
               <w:rPr>
                 <w:rFonts w:ascii="Times New Roman" w:hAnsi="Times New Roman" w:cs="Times New Roman"/>
+                <w:color w:val="0070C0"/>
                 <w:sz w:val="24"/>
                 <w:szCs w:val="24"/>
               </w:rPr>
@@ -320,6 +325,7 @@
             <w:r>
               <w:rPr>
                 <w:rFonts w:ascii="Times New Roman" w:hAnsi="Times New Roman" w:cs="Times New Roman"/>
+                <w:color w:val="0070C0"/>
                 <w:sz w:val="24"/>
                 <w:szCs w:val="24"/>
               </w:rPr>
@@ -329,6 +335,7 @@
             <w:r>
               <w:rPr>
                 <w:rFonts w:ascii="Times New Roman" w:hAnsi="Times New Roman" w:cs="Times New Roman"/>
+                <w:color w:val="0070C0"/>
                 <w:sz w:val="24"/>
                 <w:szCs w:val="24"/>
               </w:rPr>
@@ -337,6 +344,7 @@
             <w:r>
               <w:rPr>
                 <w:rFonts w:ascii="Times New Roman" w:hAnsi="Times New Roman" w:cs="Times New Roman"/>
+                <w:color w:val="0070C0"/>
                 <w:sz w:val="24"/>
                 <w:szCs w:val="24"/>
               </w:rPr>
@@ -346,6 +354,7 @@
             <w:r>
               <w:rPr>
                 <w:rFonts w:ascii="Times New Roman" w:hAnsi="Times New Roman" w:cs="Times New Roman"/>
+                <w:color w:val="0070C0"/>
                 <w:sz w:val="24"/>
                 <w:szCs w:val="24"/>
               </w:rPr>
@@ -355,6 +364,7 @@
             <w:r>
               <w:rPr>
                 <w:rFonts w:ascii="Times New Roman" w:hAnsi="Times New Roman" w:cs="Times New Roman"/>
+                <w:color w:val="0070C0"/>
                 <w:sz w:val="24"/>
                 <w:szCs w:val="24"/>
               </w:rPr>
@@ -364,7 +374,7 @@
         </w:tc>
         <w:tc>
           <w:tcPr>
-            <w:tcW w:w="4389" w:type="dxa"/>
+            <w:tcW w:w="4531" w:type="dxa"/>
           </w:tcPr>
           <w:p>
             <w:pPr>
@@ -374,6 +384,7 @@
               <w:jc w:val="center"/>
               <w:rPr>
                 <w:rFonts w:ascii="Times New Roman" w:hAnsi="Times New Roman" w:cs="Times New Roman"/>
+                <w:color w:val="0070C0"/>
                 <w:sz w:val="24"/>
                 <w:szCs w:val="24"/>
               </w:rPr>
@@ -382,6 +393,7 @@
             <w:r>
               <w:rPr>
                 <w:rFonts w:ascii="Times New Roman" w:hAnsi="Times New Roman" w:cs="Times New Roman"/>
+                <w:color w:val="0070C0"/>
                 <w:sz w:val="24"/>
                 <w:szCs w:val="24"/>
               </w:rPr>
@@ -391,6 +403,7 @@
             <w:r>
               <w:rPr>
                 <w:rFonts w:ascii="Times New Roman" w:hAnsi="Times New Roman" w:cs="Times New Roman"/>
+                <w:color w:val="0070C0"/>
                 <w:sz w:val="24"/>
                 <w:szCs w:val="24"/>
               </w:rPr>
@@ -400,6 +413,7 @@
             <w:r>
               <w:rPr>
                 <w:rFonts w:ascii="Times New Roman" w:hAnsi="Times New Roman" w:cs="Times New Roman"/>
+                <w:color w:val="0070C0"/>
                 <w:sz w:val="24"/>
                 <w:szCs w:val="24"/>
               </w:rPr>
@@ -409,6 +423,7 @@
             <w:r>
               <w:rPr>
                 <w:rFonts w:ascii="Times New Roman" w:hAnsi="Times New Roman" w:cs="Times New Roman"/>
+                <w:color w:val="0070C0"/>
                 <w:sz w:val="24"/>
                 <w:szCs w:val="24"/>
               </w:rPr>
@@ -420,7 +435,7 @@
       <w:tr>
         <w:tc>
           <w:tcPr>
-            <w:tcW w:w="4673" w:type="dxa"/>
+            <w:tcW w:w="4531" w:type="dxa"/>
             <w:vAlign w:val="center"/>
           </w:tcPr>
           <w:p>
@@ -440,8 +455,8 @@
                 <w:noProof/>
               </w:rPr>
               <w:drawing>
-                <wp:inline distT="0" distB="0" distL="0" distR="0" wp14:anchorId="5745CFFD" wp14:editId="066EADB5">
-                  <wp:extent cx="2784887" cy="2421332"/>
+                <wp:inline distT="0" distB="0" distL="0" distR="0" wp14:anchorId="5745CFFD" wp14:editId="7DBB4F76">
+                  <wp:extent cx="2784798" cy="2421255"/>
                   <wp:effectExtent l="0" t="0" r="0" b="0"/>
                   <wp:docPr id="1911899421" name="Graphic 1"/>
                   <wp:cNvGraphicFramePr>
@@ -470,7 +485,7 @@
                         <pic:spPr bwMode="auto">
                           <a:xfrm>
                             <a:off x="0" y="0"/>
-                            <a:ext cx="2816156" cy="2448519"/>
+                            <a:ext cx="2824065" cy="2455395"/>
                           </a:xfrm>
                           <a:prstGeom prst="rect">
                             <a:avLst/>
@@ -494,7 +509,7 @@
         </w:tc>
         <w:tc>
           <w:tcPr>
-            <w:tcW w:w="4389" w:type="dxa"/>
+            <w:tcW w:w="4531" w:type="dxa"/>
             <w:vAlign w:val="center"/>
           </w:tcPr>
           <w:p>
@@ -514,9 +529,9 @@
                 <w:noProof/>
               </w:rPr>
               <w:drawing>
-                <wp:inline distT="0" distB="0" distL="0" distR="0" wp14:anchorId="06283E34" wp14:editId="34EDCC1E">
-                  <wp:extent cx="2721254" cy="2627418"/>
-                  <wp:effectExtent l="0" t="0" r="3175" b="1905"/>
+                <wp:inline distT="0" distB="0" distL="0" distR="0" wp14:anchorId="06283E34" wp14:editId="7825C57B">
+                  <wp:extent cx="2803287" cy="2706624"/>
+                  <wp:effectExtent l="0" t="0" r="0" b="0"/>
                   <wp:docPr id="251780993" name="Graphic 1"/>
                   <wp:cNvGraphicFramePr>
                     <a:graphicFrameLocks xmlns:a="http://schemas.openxmlformats.org/drawingml/2006/main" noChangeAspect="1"/>
@@ -543,7 +558,7 @@
                         <pic:spPr>
                           <a:xfrm>
                             <a:off x="0" y="0"/>
-                            <a:ext cx="2747088" cy="2652361"/>
+                            <a:ext cx="2879647" cy="2780351"/>
                           </a:xfrm>
                           <a:prstGeom prst="rect">
                             <a:avLst/>
@@ -582,7 +597,7 @@
         <w:autoSpaceDE w:val="0"/>
         <w:autoSpaceDN w:val="0"/>
         <w:adjustRightInd w:val="0"/>
-        <w:spacing w:before="0" w:line="240" w:lineRule="auto"/>
+        <w:spacing w:before="0" w:after="0" w:line="240" w:lineRule="auto"/>
         <w:rPr>
           <w:rFonts w:ascii="Times New Roman" w:hAnsi="Times New Roman" w:cs="Times New Roman"/>
           <w:color w:val="131413"/>
@@ -627,6 +642,10 @@
         <w:tblStyle w:val="TableGrid"/>
         <w:tblW w:w="0" w:type="auto"/>
         <w:tblInd w:w="60" w:type="dxa"/>
+        <w:tblCellMar>
+          <w:top w:w="57" w:type="dxa"/>
+          <w:bottom w:w="57" w:type="dxa"/>
+        </w:tblCellMar>
         <w:tblLook w:val="04A0" w:firstRow="1" w:lastRow="0" w:firstColumn="1" w:lastColumn="0" w:noHBand="0" w:noVBand="1"/>
       </w:tblPr>
       <w:tblGrid>
@@ -636,7 +655,7 @@
       <w:tr>
         <w:tc>
           <w:tcPr>
-            <w:tcW w:w="4531" w:type="dxa"/>
+            <w:tcW w:w="4478" w:type="dxa"/>
           </w:tcPr>
           <w:p>
             <w:pPr>
@@ -646,7 +665,7 @@
               <w:jc w:val="center"/>
               <w:rPr>
                 <w:rFonts w:ascii="Times New Roman" w:hAnsi="Times New Roman" w:cs="Times New Roman"/>
-                <w:color w:val="131413"/>
+                <w:color w:val="0070C0"/>
                 <w:sz w:val="24"/>
                 <w:szCs w:val="24"/>
                 <w:lang w:val="en-US"/>
@@ -655,7 +674,7 @@
             <w:r>
               <w:rPr>
                 <w:rFonts w:ascii="Times New Roman" w:hAnsi="Times New Roman" w:cs="Times New Roman"/>
-                <w:color w:val="131413"/>
+                <w:color w:val="0070C0"/>
                 <w:sz w:val="24"/>
                 <w:szCs w:val="24"/>
                 <w:lang w:val="en-US"/>
@@ -666,6 +685,7 @@
             <w:r>
               <w:rPr>
                 <w:rFonts w:ascii="Times New Roman" w:hAnsi="Times New Roman" w:cs="Times New Roman"/>
+                <w:color w:val="0070C0"/>
                 <w:sz w:val="24"/>
                 <w:szCs w:val="24"/>
               </w:rPr>
@@ -675,7 +695,7 @@
             <w:r>
               <w:rPr>
                 <w:rFonts w:ascii="Times New Roman" w:hAnsi="Times New Roman" w:cs="Times New Roman"/>
-                <w:color w:val="131413"/>
+                <w:color w:val="0070C0"/>
                 <w:sz w:val="24"/>
                 <w:szCs w:val="24"/>
                 <w:lang w:val="en-US"/>
@@ -686,7 +706,7 @@
         </w:tc>
         <w:tc>
           <w:tcPr>
-            <w:tcW w:w="4531" w:type="dxa"/>
+            <w:tcW w:w="4524" w:type="dxa"/>
           </w:tcPr>
           <w:p>
             <w:pPr>
@@ -696,7 +716,7 @@
               <w:jc w:val="center"/>
               <w:rPr>
                 <w:rFonts w:ascii="Times New Roman" w:hAnsi="Times New Roman" w:cs="Times New Roman"/>
-                <w:color w:val="131413"/>
+                <w:color w:val="0070C0"/>
                 <w:sz w:val="24"/>
                 <w:szCs w:val="24"/>
                 <w:lang w:val="en-US"/>
@@ -705,7 +725,7 @@
             <w:r>
               <w:rPr>
                 <w:rFonts w:ascii="Times New Roman" w:hAnsi="Times New Roman" w:cs="Times New Roman"/>
-                <w:color w:val="131413"/>
+                <w:color w:val="0070C0"/>
                 <w:sz w:val="24"/>
                 <w:szCs w:val="24"/>
                 <w:lang w:val="en-US"/>
@@ -716,6 +736,7 @@
             <w:r>
               <w:rPr>
                 <w:rFonts w:ascii="Times New Roman" w:hAnsi="Times New Roman" w:cs="Times New Roman"/>
+                <w:color w:val="0070C0"/>
                 <w:sz w:val="24"/>
                 <w:szCs w:val="24"/>
               </w:rPr>
@@ -725,7 +746,7 @@
             <w:r>
               <w:rPr>
                 <w:rFonts w:ascii="Times New Roman" w:hAnsi="Times New Roman" w:cs="Times New Roman"/>
-                <w:color w:val="131413"/>
+                <w:color w:val="0070C0"/>
                 <w:sz w:val="24"/>
                 <w:szCs w:val="24"/>
                 <w:lang w:val="en-US"/>
@@ -738,7 +759,7 @@
       <w:tr>
         <w:tc>
           <w:tcPr>
-            <w:tcW w:w="4531" w:type="dxa"/>
+            <w:tcW w:w="4478" w:type="dxa"/>
             <w:vAlign w:val="center"/>
           </w:tcPr>
           <w:p>
@@ -805,7 +826,7 @@
         </w:tc>
         <w:tc>
           <w:tcPr>
-            <w:tcW w:w="4531" w:type="dxa"/>
+            <w:tcW w:w="4524" w:type="dxa"/>
             <w:vAlign w:val="center"/>
           </w:tcPr>
           <w:p>
@@ -872,27 +893,6 @@
         </w:tc>
       </w:tr>
     </w:tbl>
-    <w:p>
-      <w:pPr>
-        <w:rPr>
-          <w:rFonts w:ascii="Times New Roman" w:hAnsi="Times New Roman" w:cs="Times New Roman"/>
-          <w:color w:val="131413"/>
-          <w:sz w:val="24"/>
-          <w:szCs w:val="24"/>
-          <w:lang w:val="en-US"/>
-        </w:rPr>
-      </w:pPr>
-      <w:r>
-        <w:rPr>
-          <w:rFonts w:ascii="Times New Roman" w:hAnsi="Times New Roman" w:cs="Times New Roman"/>
-          <w:color w:val="131413"/>
-          <w:sz w:val="24"/>
-          <w:szCs w:val="24"/>
-          <w:lang w:val="en-US"/>
-        </w:rPr>
-        <w:br w:type="page"/>
-      </w:r>
-    </w:p>
     <w:p>
       <w:pPr>
         <w:pStyle w:val="ListParagraph"/>
@@ -2131,7 +2131,29 @@
                 <w:szCs w:val="21"/>
                 <w:lang w:val="en-US"/>
               </w:rPr>
-              <w:t>        visited.append(</w:t>
+              <w:t>        </w:t>
+            </w:r>
+            <w:proofErr w:type="spellStart"/>
+            <w:r>
+              <w:rPr>
+                <w:rFonts w:ascii="Courier New" w:eastAsia="Times New Roman" w:hAnsi="Courier New" w:cs="Courier New"/>
+                <w:color w:val="000000"/>
+                <w:sz w:val="21"/>
+                <w:szCs w:val="21"/>
+                <w:lang w:val="en-US"/>
+              </w:rPr>
+              <w:t>visited.append</w:t>
+            </w:r>
+            <w:proofErr w:type="spellEnd"/>
+            <w:r>
+              <w:rPr>
+                <w:rFonts w:ascii="Courier New" w:eastAsia="Times New Roman" w:hAnsi="Courier New" w:cs="Courier New"/>
+                <w:color w:val="000000"/>
+                <w:sz w:val="21"/>
+                <w:szCs w:val="21"/>
+                <w:lang w:val="en-US"/>
+              </w:rPr>
+              <w:t>(</w:t>
             </w:r>
             <w:proofErr w:type="spellStart"/>
             <w:r>
@@ -4809,6 +4831,7 @@
       <w:r>
         <w:rPr>
           <w:rFonts w:ascii="Times New Roman" w:hAnsi="Times New Roman" w:cs="Times New Roman"/>
+          <w:noProof/>
           <w:color w:val="131413"/>
           <w:sz w:val="24"/>
           <w:szCs w:val="24"/>
